--- a/产品方案/B端实体陪跑营-营规手册-v1.0-20260904.docx
+++ b/产品方案/B端实体陪跑营-营规手册-v1.0-20260904.docx
@@ -15,7 +15,7 @@
         <w:pStyle w:val="封面副标题"/>
       </w:pPr>
       <w:r>
-        <w:t>30 天 · 不限次一对一 + 出局方案 + SOP + 执行表单</w:t>
+        <w:t>30 天 · 不限次一对一 + 突围方案 + SOP + 执行表单</w:t>
       </w:r>
     </w:p>
     <w:p>
@@ -62,7 +62,7 @@
     </w:p>
     <w:p>
       <w:r>
-        <w:t>训练营帮一个业务跑通，陪跑营帮所有业务场景跑通——并且配不限次数的一对一答疑，陪跑老师针对你的业务痛点出局方案、标准化 SOP 和执行表单，让你在 30 天内解决卡点、增加业务。</w:t>
+        <w:t>训练营帮一个业务跑通，陪跑营帮所有业务场景跑通——并且配不限次数的一对一答疑，陪跑老师针对你的业务痛点突围方案、标准化 SOP 和执行表单，让你在 30 天内解决卡点、增加业务。</w:t>
       </w:r>
     </w:p>
     <w:p>
@@ -253,7 +253,7 @@
         <w:pStyle w:val="ListBullet"/>
       </w:pPr>
       <w:r>
-        <w:t>陪跑老师帮你梳理业务卡点 + 出局方案 + SOP + 执行表单</w:t>
+        <w:t>陪跑老师帮你梳理业务卡点 + 突围方案 + SOP + 执行表单</w:t>
       </w:r>
     </w:p>
     <w:p>
@@ -261,7 +261,7 @@
         <w:pStyle w:val="ListBullet"/>
       </w:pPr>
       <w:r>
-        <w:t>交付物：每个业务场景的知识库 + 智能体 + 出局方案文档</w:t>
+        <w:t>交付物：每个业务场景的知识库 + 智能体 + 增长方案文档</w:t>
       </w:r>
     </w:p>
     <w:p>
@@ -306,7 +306,7 @@
         <w:pStyle w:val="ListBullet"/>
       </w:pPr>
       <w:r>
-        <w:t>陪跑老师根据你的业务特点，帮其业务各类痛点出局方案、标准化规范 SOP 和执行表单</w:t>
+        <w:t>陪跑老师根据你的业务特点，帮其业务各类痛点突围方案、标准化规范 SOP 和执行表单</w:t>
       </w:r>
     </w:p>
     <w:p>
@@ -568,7 +568,7 @@
           </w:tcPr>
           <w:p>
             <w:r>
-              <w:t>出局方案 + SOP + 执行表单（陪跑老师出）</w:t>
+              <w:t>增长方案 + SOP + 执行表单（陪跑老师出）</w:t>
             </w:r>
           </w:p>
         </w:tc>
@@ -578,7 +578,7 @@
           </w:tcPr>
           <w:p>
             <w:r>
-              <w:t>每个场景的出局方案 + SOP + 执行表单</w:t>
+              <w:t>每个场景的增长方案 + SOP + 执行表单</w:t>
             </w:r>
           </w:p>
         </w:tc>
@@ -767,7 +767,7 @@
     </w:p>
     <w:p>
       <w:r>
-        <w:t>A：训练营帮你的「一个业务」跑通闭环（2980 元）；陪跑营帮你的「所有业务场景」跑通 + 不限次数一对一答疑 + 出局方案 / SOP / 执行表单（5980 元）。</w:t>
+        <w:t>A：训练营帮你的「一个业务」跑通闭环（2980 元）；陪跑营帮你的「所有业务场景」跑通 + 不限次数一对一答疑 + 突围方案 / SOP / 执行表单（5980 元）。</w:t>
       </w:r>
     </w:p>
     <w:p>
@@ -780,7 +780,7 @@
     </w:p>
     <w:p>
       <w:r>
-        <w:t>A：30 天陪跑 + 直播课 + 全场景知识库 + 多套智能体 + 不限次数一对一答疑（提前 4 小时预约）+ 每个场景的出局方案 + SOP + 执行表单。</w:t>
+        <w:t>A：30 天陪跑 + 直播课 + 全场景知识库 + 多套智能体 + 不限次数一对一答疑（提前 4 小时预约）+ 每个场景的增长方案 + SOP + 执行表单。</w:t>
       </w:r>
     </w:p>
     <w:p>
@@ -788,7 +788,7 @@
         <w:pStyle w:val="重点提示"/>
       </w:pPr>
       <w:r>
-        <w:t>Q3：「出局方案」具体是什么？</w:t>
+        <w:t>Q3：「破局方案」具体是什么？</w:t>
       </w:r>
     </w:p>
     <w:p>
